--- a/documents/3as/modhakirat/modhakira_wahda2_3as.docx
+++ b/documents/3as/modhakirat/modhakira_wahda2_3as.docx
@@ -484,7 +484,7 @@
               <w:rPr>
                 <w:rtl/>
               </w:rPr>
-              <w:t xml:space="preserve">مراجع النشاطات والتمارين: الكتاب المدرسي للسنة الثالثة ثانوي ، الجزء الأول (باب الدوال الأسية واللوغاريتمية ص 75 ، تمارين ص 102 و 112). مذكرات الدالة الأسية (10–13) لا تستعمل</w:t>
+              <w:t xml:space="preserve">مراجع النشاطات والتمارين: الكتاب المدرسي للسنة الثالثة ثانوي ، الجزء الأول (باب الدوال الأسية واللوغاريتمية: نشاطا ص 75 و 77 ، تمارين ص 102–112). مذكرات الدالة الأسية (10–13) لا تستعمل</w:t>
             </w:r>
             <w:r>
               <w:rPr>
